--- a/fixtures/example-finance/example-finance-resume-letter.docx
+++ b/fixtures/example-finance/example-finance-resume-letter.docx
@@ -79,7 +79,7 @@
         <w:rPr>
           <w:rtl w:val="0"/>
         </w:rPr>
-        <w:t xml:space="preserve">Financial analyst with four years in FP&amp;A at logistics and manufacturing companies. I build the forecasts and models that pricing, budget and capital decisions are made on, and explain them to people who don't live in Excel.</w:t>
+        <w:t xml:space="preserve">Financial analyst with five years in FP&amp;A at logistics and manufacturing companies. I build the forecasts and models that pricing, budget and capital decisions are made on, and explain them to people who don't live in Excel.</w:t>
       </w:r>
     </w:p>
     <w:p>
@@ -114,7 +114,7 @@
           <w:bCs w:val="1"/>
           <w:rtl w:val="0"/>
         </w:rPr>
-        <w:t xml:space="preserve">Bluewater Logistics</w:t>
+        <w:t xml:space="preserve">Tarnhollow Logistics</w:t>
       </w:r>
       <w:r>
         <w:rPr>
@@ -427,7 +427,7 @@
           <w:bCs w:val="1"/>
           <w:rtl w:val="0"/>
         </w:rPr>
-        <w:t xml:space="preserve">Piedmont State University</w:t>
+        <w:t xml:space="preserve">Larkbriar University</w:t>
       </w:r>
       <w:r>
         <w:rPr>
@@ -559,13 +559,13 @@
           <w:bCs w:val="1"/>
           <w:rtl w:val="0"/>
         </w:rPr>
-        <w:t xml:space="preserve">Certifications: </w:t>
-      </w:r>
-      <w:r>
-        <w:rPr>
-          <w:rtl w:val="0"/>
-        </w:rPr>
-        <w:t xml:space="preserve">CFA Level II candidate</w:t>
+        <w:t xml:space="preserve">CFA: </w:t>
+      </w:r>
+      <w:r>
+        <w:rPr>
+          <w:rtl w:val="0"/>
+        </w:rPr>
+        <w:t xml:space="preserve">Passed Level I; Level II Candidate in the CFA Program</w:t>
       </w:r>
     </w:p>
     <w:p>

--- a/fixtures/example-finance/example-finance-resume-letter.docx
+++ b/fixtures/example-finance/example-finance-resume-letter.docx
@@ -31,7 +31,7 @@
           <w:rPr>
             <w:rtl w:val="0"/>
           </w:rPr>
-          <w:t xml:space="preserve">priya.raman@email.com</w:t>
+          <w:t xml:space="preserve">priya.raman@example.com</w:t>
         </w:r>
       </w:hyperlink>
       <w:r>
